--- a/抽離教學_數學/額外評核任務/額外評核/額外評核_初三數學_W04_一元二次方程三種解法鞏固_學生卷.docx
+++ b/抽離教學_數學/額外評核任務/額外評核/額外評核_初三數學_W04_一元二次方程三種解法鞏固_學生卷.docx
@@ -78,7 +78,7 @@
           </w:tcPr>
           <w:p>
             <w:pPr>
-              <w:spacing w:line="360" w:lineRule="auto" w:after="80"/>
+              <w:spacing w:line="360" w:lineRule="auto" w:after="0"/>
               <w:jc w:val="left"/>
             </w:pPr>
             <w:r>
@@ -135,7 +135,7 @@
           </w:p>
           <w:p>
             <w:pPr>
-              <w:spacing w:line="360" w:lineRule="auto" w:after="80"/>
+              <w:spacing w:line="360" w:lineRule="auto" w:after="0"/>
               <w:ind w:left="300"/>
               <w:jc w:val="left"/>
             </w:pPr>
@@ -153,6 +153,7 @@
               <w:spacing w:line="300" w:lineRule="auto" w:before="20" w:after="0"/>
               <w:pBdr>
                 <w:bottom w:val="single" w:sz="5" w:space="4" w:color="AAAAAA"/>
+                <w:between w:val="single" w:sz="5" w:space="0" w:color="AAAAAA"/>
               </w:pBdr>
             </w:pPr>
             <w:r>
@@ -177,6 +178,7 @@
               <w:ind w:right="1"/>
               <w:pBdr>
                 <w:bottom w:val="single" w:sz="5" w:space="3" w:color="AAAAAA"/>
+                <w:between w:val="single" w:sz="5" w:space="0" w:color="AAAAAA"/>
               </w:pBdr>
             </w:pPr>
             <w:r>
@@ -204,8 +206,8 @@
       </w:pPr>
       <w:r>
         <w:rPr>
-          <w:sz w:val="8"/>
-          <w:szCs w:val="8"/>
+          <w:sz w:val="4"/>
+          <w:szCs w:val="4"/>
         </w:rPr>
         <w:t xml:space="preserve"> </w:t>
       </w:r>
@@ -237,7 +239,7 @@
           </w:tcPr>
           <w:p>
             <w:pPr>
-              <w:spacing w:line="360" w:lineRule="auto" w:after="80"/>
+              <w:spacing w:line="360" w:lineRule="auto" w:after="0"/>
               <w:jc w:val="left"/>
             </w:pPr>
             <w:r>
@@ -297,7 +299,7 @@
           </w:p>
           <w:p>
             <w:pPr>
-              <w:spacing w:line="360" w:lineRule="auto" w:after="80"/>
+              <w:spacing w:line="360" w:lineRule="auto" w:after="0"/>
               <w:ind w:left="300"/>
               <w:jc w:val="left"/>
             </w:pPr>
@@ -425,7 +427,7 @@
           </w:p>
           <w:p>
             <w:pPr>
-              <w:spacing w:line="360" w:lineRule="auto" w:after="80"/>
+              <w:spacing w:line="360" w:lineRule="auto" w:after="0"/>
               <w:ind w:left="300"/>
               <w:jc w:val="left"/>
             </w:pPr>
@@ -508,6 +510,7 @@
               <w:spacing w:line="300" w:lineRule="auto" w:before="20" w:after="0"/>
               <w:pBdr>
                 <w:bottom w:val="single" w:sz="5" w:space="4" w:color="AAAAAA"/>
+                <w:between w:val="single" w:sz="5" w:space="0" w:color="AAAAAA"/>
               </w:pBdr>
             </w:pPr>
             <w:r>
@@ -532,6 +535,7 @@
               <w:ind w:right="1"/>
               <w:pBdr>
                 <w:bottom w:val="single" w:sz="5" w:space="3" w:color="AAAAAA"/>
+                <w:between w:val="single" w:sz="5" w:space="0" w:color="AAAAAA"/>
               </w:pBdr>
             </w:pPr>
             <w:r>
@@ -559,8 +563,8 @@
       </w:pPr>
       <w:r>
         <w:rPr>
-          <w:sz w:val="8"/>
-          <w:szCs w:val="8"/>
+          <w:sz w:val="4"/>
+          <w:szCs w:val="4"/>
         </w:rPr>
         <w:t xml:space="preserve"> </w:t>
       </w:r>
@@ -592,7 +596,7 @@
           </w:tcPr>
           <w:p>
             <w:pPr>
-              <w:spacing w:line="360" w:lineRule="auto" w:after="80"/>
+              <w:spacing w:line="360" w:lineRule="auto" w:after="0"/>
               <w:jc w:val="left"/>
             </w:pPr>
             <w:r>
@@ -652,6 +656,7 @@
               <w:spacing w:line="300" w:lineRule="auto" w:before="20" w:after="0"/>
               <w:pBdr>
                 <w:bottom w:val="single" w:sz="5" w:space="4" w:color="AAAAAA"/>
+                <w:between w:val="single" w:sz="5" w:space="0" w:color="AAAAAA"/>
               </w:pBdr>
             </w:pPr>
             <w:r>
@@ -676,6 +681,7 @@
               <w:ind w:right="1"/>
               <w:pBdr>
                 <w:bottom w:val="single" w:sz="5" w:space="3" w:color="AAAAAA"/>
+                <w:between w:val="single" w:sz="5" w:space="0" w:color="AAAAAA"/>
               </w:pBdr>
             </w:pPr>
             <w:r>
@@ -691,6 +697,7 @@
               <w:spacing w:line="300" w:lineRule="auto" w:before="20" w:after="0"/>
               <w:pBdr>
                 <w:bottom w:val="single" w:sz="5" w:space="4" w:color="AAAAAA"/>
+                <w:between w:val="single" w:sz="5" w:space="0" w:color="AAAAAA"/>
               </w:pBdr>
             </w:pPr>
             <w:r>
@@ -718,8 +725,8 @@
       </w:pPr>
       <w:r>
         <w:rPr>
-          <w:sz w:val="8"/>
-          <w:szCs w:val="8"/>
+          <w:sz w:val="4"/>
+          <w:szCs w:val="4"/>
         </w:rPr>
         <w:t xml:space="preserve"> </w:t>
       </w:r>
@@ -751,7 +758,7 @@
           </w:tcPr>
           <w:p>
             <w:pPr>
-              <w:spacing w:line="360" w:lineRule="auto" w:after="80"/>
+              <w:spacing w:line="360" w:lineRule="auto" w:after="0"/>
               <w:jc w:val="left"/>
             </w:pPr>
             <w:r>
@@ -890,6 +897,7 @@
               <w:spacing w:line="300" w:lineRule="auto" w:before="20" w:after="0"/>
               <w:pBdr>
                 <w:bottom w:val="single" w:sz="5" w:space="4" w:color="AAAAAA"/>
+                <w:between w:val="single" w:sz="5" w:space="0" w:color="AAAAAA"/>
               </w:pBdr>
             </w:pPr>
             <w:r>
@@ -914,6 +922,7 @@
               <w:ind w:right="1"/>
               <w:pBdr>
                 <w:bottom w:val="single" w:sz="5" w:space="3" w:color="AAAAAA"/>
+                <w:between w:val="single" w:sz="5" w:space="0" w:color="AAAAAA"/>
               </w:pBdr>
             </w:pPr>
             <w:r>
@@ -929,6 +938,7 @@
               <w:spacing w:line="300" w:lineRule="auto" w:before="20" w:after="0"/>
               <w:pBdr>
                 <w:bottom w:val="single" w:sz="5" w:space="4" w:color="AAAAAA"/>
+                <w:between w:val="single" w:sz="5" w:space="0" w:color="AAAAAA"/>
               </w:pBdr>
             </w:pPr>
             <w:r>
@@ -956,8 +966,8 @@
       </w:pPr>
       <w:r>
         <w:rPr>
-          <w:sz w:val="8"/>
-          <w:szCs w:val="8"/>
+          <w:sz w:val="4"/>
+          <w:szCs w:val="4"/>
         </w:rPr>
         <w:t xml:space="preserve"> </w:t>
       </w:r>
@@ -989,7 +999,7 @@
           </w:tcPr>
           <w:p>
             <w:pPr>
-              <w:spacing w:line="360" w:lineRule="auto" w:after="80"/>
+              <w:spacing w:line="360" w:lineRule="auto" w:after="0"/>
               <w:jc w:val="left"/>
             </w:pPr>
             <w:r>
@@ -1140,6 +1150,7 @@
               <w:spacing w:line="300" w:lineRule="auto" w:before="20" w:after="0"/>
               <w:pBdr>
                 <w:bottom w:val="single" w:sz="5" w:space="4" w:color="AAAAAA"/>
+                <w:between w:val="single" w:sz="5" w:space="0" w:color="AAAAAA"/>
               </w:pBdr>
             </w:pPr>
             <w:r>
@@ -1164,6 +1175,7 @@
               <w:ind w:right="1"/>
               <w:pBdr>
                 <w:bottom w:val="single" w:sz="5" w:space="3" w:color="AAAAAA"/>
+                <w:between w:val="single" w:sz="5" w:space="0" w:color="AAAAAA"/>
               </w:pBdr>
             </w:pPr>
             <w:r>
@@ -1179,6 +1191,7 @@
               <w:spacing w:line="300" w:lineRule="auto" w:before="20" w:after="0"/>
               <w:pBdr>
                 <w:bottom w:val="single" w:sz="5" w:space="4" w:color="AAAAAA"/>
+                <w:between w:val="single" w:sz="5" w:space="0" w:color="AAAAAA"/>
               </w:pBdr>
             </w:pPr>
             <w:r>
